--- a/docs/Manual de administracion - Red Las Lagunitas.docx
+++ b/docs/Manual de administracion - Red Las Lagunitas.docx
@@ -3397,7 +3397,7 @@
               <w:rPr>
                 <w:sz w:val="18"/>
               </w:rPr>
-              <w:t>Puerto HTTPS del controlador cerrado 3 chequeos</w:t>
+              <w:t>Puerto HTTPS del controlador cerrado durante 3 min</w:t>
             </w:r>
           </w:p>
         </w:tc>
@@ -4147,6 +4147,628 @@
           <w:sz w:val="18"/>
         </w:rPr>
         <w:t>bin/lagunitas aprovisionar --solo templates</w:t>
+      </w:r>
+      <w:r>
+        <w:t>.</w:t>
+      </w:r>
+    </w:p>
+    <w:p>
+      <w:pPr>
+        <w:pStyle w:val="Heading3"/>
+        <w:jc w:val="left"/>
+      </w:pPr>
+      <w:r>
+        <w:rPr>
+          <w:rFonts w:ascii="Calibri" w:hAnsi="Calibri"/>
+          <w:color w:val="1F3A5F"/>
+          <w:sz w:val="25"/>
+        </w:rPr>
+        <w:t>Frecuencia de actualización</w:t>
+      </w:r>
+    </w:p>
+    <w:tbl>
+      <w:tblPr>
+        <w:tblStyle w:val="TableGrid"/>
+        <w:tblW w:type="auto" w:w="0"/>
+        <w:jc w:val="center"/>
+        <w:tblLook w:firstColumn="1" w:firstRow="1" w:lastColumn="0" w:lastRow="0" w:noHBand="0" w:noVBand="1" w:val="04A0"/>
+      </w:tblPr>
+      <w:tblGrid>
+        <w:gridCol w:w="3249"/>
+        <w:gridCol w:w="3249"/>
+        <w:gridCol w:w="3249"/>
+      </w:tblGrid>
+      <w:tr>
+        <w:tc>
+          <w:tcPr>
+            <w:tcW w:type="dxa" w:w="3249"/>
+            <w:shd w:val="clear" w:color="auto" w:fill="1F3A5F"/>
+          </w:tcPr>
+          <w:p>
+            <w:pPr>
+              <w:spacing w:after="40"/>
+            </w:pPr>
+            <w:r>
+              <w:rPr>
+                <w:b/>
+                <w:color w:val="FFFFFF"/>
+                <w:sz w:val="18"/>
+              </w:rPr>
+            </w:r>
+            <w:r>
+              <w:rPr>
+                <w:b/>
+                <w:color w:val="FFFFFF"/>
+                <w:sz w:val="18"/>
+              </w:rPr>
+              <w:t>Qué</w:t>
+            </w:r>
+          </w:p>
+        </w:tc>
+        <w:tc>
+          <w:tcPr>
+            <w:tcW w:type="dxa" w:w="3249"/>
+            <w:shd w:val="clear" w:color="auto" w:fill="1F3A5F"/>
+          </w:tcPr>
+          <w:p>
+            <w:pPr>
+              <w:spacing w:after="40"/>
+            </w:pPr>
+            <w:r>
+              <w:rPr>
+                <w:b/>
+                <w:color w:val="FFFFFF"/>
+                <w:sz w:val="18"/>
+              </w:rPr>
+            </w:r>
+            <w:r>
+              <w:rPr>
+                <w:b/>
+                <w:color w:val="FFFFFF"/>
+                <w:sz w:val="18"/>
+              </w:rPr>
+              <w:t>Frecuencia</w:t>
+            </w:r>
+          </w:p>
+        </w:tc>
+        <w:tc>
+          <w:tcPr>
+            <w:tcW w:type="dxa" w:w="3249"/>
+            <w:shd w:val="clear" w:color="auto" w:fill="1F3A5F"/>
+          </w:tcPr>
+          <w:p>
+            <w:pPr>
+              <w:spacing w:after="40"/>
+            </w:pPr>
+            <w:r>
+              <w:rPr>
+                <w:b/>
+                <w:color w:val="FFFFFF"/>
+                <w:sz w:val="18"/>
+              </w:rPr>
+            </w:r>
+            <w:r>
+              <w:rPr>
+                <w:b/>
+                <w:color w:val="FFFFFF"/>
+                <w:sz w:val="18"/>
+              </w:rPr>
+              <w:t>Dónde se cambia</w:t>
+            </w:r>
+          </w:p>
+        </w:tc>
+      </w:tr>
+      <w:tr>
+        <w:tc>
+          <w:tcPr>
+            <w:tcW w:type="dxa" w:w="3249"/>
+          </w:tcPr>
+          <w:p>
+            <w:pPr>
+              <w:spacing w:after="40"/>
+            </w:pPr>
+            <w:r>
+              <w:rPr>
+                <w:sz w:val="18"/>
+              </w:rPr>
+            </w:r>
+            <w:r>
+              <w:rPr>
+                <w:sz w:val="18"/>
+              </w:rPr>
+              <w:t>Mediciones de todos los equipos (ICMP, SNMP, API UniFi, interfaces y estaciones)</w:t>
+            </w:r>
+          </w:p>
+        </w:tc>
+        <w:tc>
+          <w:tcPr>
+            <w:tcW w:type="dxa" w:w="3249"/>
+          </w:tcPr>
+          <w:p>
+            <w:pPr>
+              <w:spacing w:after="40"/>
+            </w:pPr>
+            <w:r>
+              <w:rPr>
+                <w:sz w:val="18"/>
+              </w:rPr>
+            </w:r>
+            <w:r>
+              <w:rPr>
+                <w:sz w:val="18"/>
+              </w:rPr>
+              <w:t>10 s</w:t>
+            </w:r>
+          </w:p>
+        </w:tc>
+        <w:tc>
+          <w:tcPr>
+            <w:tcW w:type="dxa" w:w="3249"/>
+          </w:tcPr>
+          <w:p>
+            <w:pPr>
+              <w:spacing w:after="40"/>
+            </w:pPr>
+            <w:r>
+              <w:rPr>
+                <w:sz w:val="18"/>
+              </w:rPr>
+            </w:r>
+            <w:r>
+              <w:rPr>
+                <w:sz w:val="18"/>
+              </w:rPr>
+              <w:t xml:space="preserve">Macro global </w:t>
+            </w:r>
+            <w:r>
+              <w:rPr>
+                <w:rFonts w:ascii="Consolas" w:hAnsi="Consolas"/>
+                <w:color w:val="8A1C3A"/>
+                <w:sz w:val="18"/>
+              </w:rPr>
+              <w:t>{$LAGUNITAS.INTERVALO}</w:t>
+            </w:r>
+          </w:p>
+        </w:tc>
+      </w:tr>
+      <w:tr>
+        <w:tc>
+          <w:tcPr>
+            <w:tcW w:type="dxa" w:w="3249"/>
+          </w:tcPr>
+          <w:p>
+            <w:pPr>
+              <w:spacing w:after="40"/>
+            </w:pPr>
+            <w:r>
+              <w:rPr>
+                <w:sz w:val="18"/>
+              </w:rPr>
+            </w:r>
+            <w:r>
+              <w:rPr>
+                <w:sz w:val="18"/>
+              </w:rPr>
+              <w:t>Disponibilidad 24 h / 7 días (ítems calculados)</w:t>
+            </w:r>
+          </w:p>
+        </w:tc>
+        <w:tc>
+          <w:tcPr>
+            <w:tcW w:type="dxa" w:w="3249"/>
+          </w:tcPr>
+          <w:p>
+            <w:pPr>
+              <w:spacing w:after="40"/>
+            </w:pPr>
+            <w:r>
+              <w:rPr>
+                <w:sz w:val="18"/>
+              </w:rPr>
+            </w:r>
+            <w:r>
+              <w:rPr>
+                <w:sz w:val="18"/>
+              </w:rPr>
+              <w:t>1 min</w:t>
+            </w:r>
+          </w:p>
+        </w:tc>
+        <w:tc>
+          <w:tcPr>
+            <w:tcW w:type="dxa" w:w="3249"/>
+          </w:tcPr>
+          <w:p>
+            <w:pPr>
+              <w:spacing w:after="40"/>
+            </w:pPr>
+            <w:r>
+              <w:rPr>
+                <w:sz w:val="18"/>
+              </w:rPr>
+            </w:r>
+            <w:r>
+              <w:rPr>
+                <w:rFonts w:ascii="Consolas" w:hAnsi="Consolas"/>
+                <w:color w:val="8A1C3A"/>
+                <w:sz w:val="18"/>
+              </w:rPr>
+              <w:t>lagunitas/templates.py</w:t>
+            </w:r>
+          </w:p>
+        </w:tc>
+      </w:tr>
+      <w:tr>
+        <w:tc>
+          <w:tcPr>
+            <w:tcW w:type="dxa" w:w="3249"/>
+          </w:tcPr>
+          <w:p>
+            <w:pPr>
+              <w:spacing w:after="40"/>
+            </w:pPr>
+            <w:r>
+              <w:rPr>
+                <w:sz w:val="18"/>
+              </w:rPr>
+            </w:r>
+            <w:r>
+              <w:rPr>
+                <w:sz w:val="18"/>
+              </w:rPr>
+              <w:t>Datos estáticos (modelo, firmware, SSID, antena, número de serie, velocidad de interfaz)</w:t>
+            </w:r>
+          </w:p>
+        </w:tc>
+        <w:tc>
+          <w:tcPr>
+            <w:tcW w:type="dxa" w:w="3249"/>
+          </w:tcPr>
+          <w:p>
+            <w:pPr>
+              <w:spacing w:after="40"/>
+            </w:pPr>
+            <w:r>
+              <w:rPr>
+                <w:sz w:val="18"/>
+              </w:rPr>
+            </w:r>
+            <w:r>
+              <w:rPr>
+                <w:sz w:val="18"/>
+              </w:rPr>
+              <w:t>1 h</w:t>
+            </w:r>
+          </w:p>
+        </w:tc>
+        <w:tc>
+          <w:tcPr>
+            <w:tcW w:type="dxa" w:w="3249"/>
+          </w:tcPr>
+          <w:p>
+            <w:pPr>
+              <w:spacing w:after="40"/>
+            </w:pPr>
+            <w:r>
+              <w:rPr>
+                <w:sz w:val="18"/>
+              </w:rPr>
+            </w:r>
+            <w:r>
+              <w:rPr>
+                <w:rFonts w:ascii="Consolas" w:hAnsi="Consolas"/>
+                <w:color w:val="8A1C3A"/>
+                <w:sz w:val="18"/>
+              </w:rPr>
+              <w:t>lagunitas/templates_snmp.py</w:t>
+            </w:r>
+          </w:p>
+        </w:tc>
+      </w:tr>
+      <w:tr>
+        <w:tc>
+          <w:tcPr>
+            <w:tcW w:type="dxa" w:w="3249"/>
+          </w:tcPr>
+          <w:p>
+            <w:pPr>
+              <w:spacing w:after="40"/>
+            </w:pPr>
+            <w:r>
+              <w:rPr>
+                <w:sz w:val="18"/>
+              </w:rPr>
+            </w:r>
+            <w:r>
+              <w:rPr>
+                <w:sz w:val="18"/>
+              </w:rPr>
+              <w:t>Descubrimiento de interfaces y estaciones</w:t>
+            </w:r>
+          </w:p>
+        </w:tc>
+        <w:tc>
+          <w:tcPr>
+            <w:tcW w:type="dxa" w:w="3249"/>
+          </w:tcPr>
+          <w:p>
+            <w:pPr>
+              <w:spacing w:after="40"/>
+            </w:pPr>
+            <w:r>
+              <w:rPr>
+                <w:sz w:val="18"/>
+              </w:rPr>
+            </w:r>
+            <w:r>
+              <w:rPr>
+                <w:sz w:val="18"/>
+              </w:rPr>
+              <w:t>10 min / 1 h</w:t>
+            </w:r>
+          </w:p>
+        </w:tc>
+        <w:tc>
+          <w:tcPr>
+            <w:tcW w:type="dxa" w:w="3249"/>
+          </w:tcPr>
+          <w:p>
+            <w:pPr>
+              <w:spacing w:after="40"/>
+            </w:pPr>
+            <w:r>
+              <w:rPr>
+                <w:sz w:val="18"/>
+              </w:rPr>
+            </w:r>
+            <w:r>
+              <w:rPr>
+                <w:rFonts w:ascii="Consolas" w:hAnsi="Consolas"/>
+                <w:color w:val="8A1C3A"/>
+                <w:sz w:val="18"/>
+              </w:rPr>
+              <w:t>lagunitas/templates_snmp.py</w:t>
+            </w:r>
+          </w:p>
+        </w:tc>
+      </w:tr>
+      <w:tr>
+        <w:tc>
+          <w:tcPr>
+            <w:tcW w:type="dxa" w:w="3249"/>
+          </w:tcPr>
+          <w:p>
+            <w:pPr>
+              <w:spacing w:after="40"/>
+            </w:pPr>
+            <w:r>
+              <w:rPr>
+                <w:sz w:val="18"/>
+              </w:rPr>
+            </w:r>
+            <w:r>
+              <w:rPr>
+                <w:sz w:val="18"/>
+              </w:rPr>
+              <w:t>Widgets de los dashboards</w:t>
+            </w:r>
+          </w:p>
+        </w:tc>
+        <w:tc>
+          <w:tcPr>
+            <w:tcW w:type="dxa" w:w="3249"/>
+          </w:tcPr>
+          <w:p>
+            <w:pPr>
+              <w:spacing w:after="40"/>
+            </w:pPr>
+            <w:r>
+              <w:rPr>
+                <w:sz w:val="18"/>
+              </w:rPr>
+            </w:r>
+            <w:r>
+              <w:rPr>
+                <w:sz w:val="18"/>
+              </w:rPr>
+              <w:t>10 s</w:t>
+            </w:r>
+          </w:p>
+        </w:tc>
+        <w:tc>
+          <w:tcPr>
+            <w:tcW w:type="dxa" w:w="3249"/>
+          </w:tcPr>
+          <w:p>
+            <w:pPr>
+              <w:spacing w:after="40"/>
+            </w:pPr>
+            <w:r>
+              <w:rPr>
+                <w:sz w:val="18"/>
+              </w:rPr>
+            </w:r>
+            <w:r>
+              <w:rPr>
+                <w:rFonts w:ascii="Consolas" w:hAnsi="Consolas"/>
+                <w:color w:val="8A1C3A"/>
+                <w:sz w:val="18"/>
+              </w:rPr>
+              <w:t>REFRESCO_WIDGETS</w:t>
+            </w:r>
+            <w:r>
+              <w:rPr>
+                <w:sz w:val="18"/>
+              </w:rPr>
+              <w:t xml:space="preserve"> en </w:t>
+            </w:r>
+            <w:r>
+              <w:rPr>
+                <w:rFonts w:ascii="Consolas" w:hAnsi="Consolas"/>
+                <w:color w:val="8A1C3A"/>
+                <w:sz w:val="18"/>
+              </w:rPr>
+              <w:t>lagunitas/model.py</w:t>
+            </w:r>
+          </w:p>
+        </w:tc>
+      </w:tr>
+      <w:tr>
+        <w:tc>
+          <w:tcPr>
+            <w:tcW w:type="dxa" w:w="3249"/>
+          </w:tcPr>
+          <w:p>
+            <w:pPr>
+              <w:spacing w:after="40"/>
+            </w:pPr>
+            <w:r>
+              <w:rPr>
+                <w:sz w:val="18"/>
+              </w:rPr>
+            </w:r>
+            <w:r>
+              <w:rPr>
+                <w:sz w:val="18"/>
+              </w:rPr>
+              <w:t>Pantallas del frontend (</w:t>
+            </w:r>
+            <w:r>
+              <w:rPr>
+                <w:i/>
+                <w:sz w:val="18"/>
+              </w:rPr>
+              <w:t>Problems</w:t>
+            </w:r>
+            <w:r>
+              <w:rPr>
+                <w:sz w:val="18"/>
+              </w:rPr>
+              <w:t xml:space="preserve">, </w:t>
+            </w:r>
+            <w:r>
+              <w:rPr>
+                <w:i/>
+                <w:sz w:val="18"/>
+              </w:rPr>
+              <w:t>Latest data</w:t>
+            </w:r>
+            <w:r>
+              <w:rPr>
+                <w:sz w:val="18"/>
+              </w:rPr>
+              <w:t>, etc.)</w:t>
+            </w:r>
+          </w:p>
+        </w:tc>
+        <w:tc>
+          <w:tcPr>
+            <w:tcW w:type="dxa" w:w="3249"/>
+          </w:tcPr>
+          <w:p>
+            <w:pPr>
+              <w:spacing w:after="40"/>
+            </w:pPr>
+            <w:r>
+              <w:rPr>
+                <w:sz w:val="18"/>
+              </w:rPr>
+            </w:r>
+            <w:r>
+              <w:rPr>
+                <w:sz w:val="18"/>
+              </w:rPr>
+              <w:t>10 s</w:t>
+            </w:r>
+          </w:p>
+        </w:tc>
+        <w:tc>
+          <w:tcPr>
+            <w:tcW w:type="dxa" w:w="3249"/>
+          </w:tcPr>
+          <w:p>
+            <w:pPr>
+              <w:spacing w:after="40"/>
+            </w:pPr>
+            <w:r>
+              <w:rPr>
+                <w:sz w:val="18"/>
+              </w:rPr>
+            </w:r>
+            <w:r>
+              <w:rPr>
+                <w:i/>
+                <w:sz w:val="18"/>
+              </w:rPr>
+              <w:t>User settings → Refresh</w:t>
+            </w:r>
+            <w:r>
+              <w:rPr>
+                <w:sz w:val="18"/>
+              </w:rPr>
+              <w:t xml:space="preserve"> de cada usuario</w:t>
+            </w:r>
+          </w:p>
+        </w:tc>
+      </w:tr>
+    </w:tbl>
+    <w:p/>
+    <w:p>
+      <w:r>
+        <w:t>Los triggers se evalúan con cada dato nuevo, así que también reaccionan cada 10 s. Sus ventanas (por ejemplo, "promedio de 5 min") son de tiempo y no cambian con el intervalo.</w:t>
+      </w:r>
+    </w:p>
+    <w:p>
+      <w:r>
+        <w:t xml:space="preserve">Para cambiar el intervalo en toda la red </w:t>
+      </w:r>
+      <w:r>
+        <w:rPr>
+          <w:b/>
+        </w:rPr>
+        <w:t>sin reaprovisionar</w:t>
+      </w:r>
+      <w:r>
+        <w:t xml:space="preserve">: </w:t>
+      </w:r>
+      <w:r>
+        <w:rPr>
+          <w:i/>
+        </w:rPr>
+        <w:t>Administration → Macros</w:t>
+      </w:r>
+      <w:r>
+        <w:t xml:space="preserve"> → </w:t>
+      </w:r>
+      <w:r>
+        <w:rPr>
+          <w:rFonts w:ascii="Consolas" w:hAnsi="Consolas"/>
+          <w:color w:val="8A1C3A"/>
+          <w:sz w:val="18"/>
+        </w:rPr>
+        <w:t>{$LAGUNITAS.INTERVALO}</w:t>
+      </w:r>
+      <w:r>
+        <w:t xml:space="preserve">. El aprovisionamiento respeta un valor ajustado a mano. Si los enlaces de radio se saturan o el servidor queda corto de recursos, subirlo a </w:t>
+      </w:r>
+      <w:r>
+        <w:rPr>
+          <w:rFonts w:ascii="Consolas" w:hAnsi="Consolas"/>
+          <w:color w:val="8A1C3A"/>
+          <w:sz w:val="18"/>
+        </w:rPr>
+        <w:t>30s</w:t>
+      </w:r>
+      <w:r>
+        <w:t xml:space="preserve"> o </w:t>
+      </w:r>
+      <w:r>
+        <w:rPr>
+          <w:rFonts w:ascii="Consolas" w:hAnsi="Consolas"/>
+          <w:color w:val="8A1C3A"/>
+          <w:sz w:val="18"/>
+        </w:rPr>
+        <w:t>1m</w:t>
       </w:r>
       <w:r>
         <w:t>.</w:t>

--- a/docs/Manual de administracion - Red Las Lagunitas.docx
+++ b/docs/Manual de administracion - Red Las Lagunitas.docx
@@ -2830,7 +2830,7 @@
         <w:t>AP UniFi</w:t>
       </w:r>
       <w:r>
-        <w:t>: CPU, memoria, clientes, reintentos, tráfico del uplink y estado del controlador.</w:t>
+        <w:t>: estado, uptime, firmware y controlador; CPU, memoria, clientes y reintentos; tráfico del uplink y reintentos por banda; latencia y pérdida por ICMP; disponibilidad según UniFi; evolución de CPU/memoria y de clientes; y los problemas del AP.</w:t>
       </w:r>
     </w:p>
     <w:p>

--- a/docs/Manual de administracion - Red Las Lagunitas.docx
+++ b/docs/Manual de administracion - Red Las Lagunitas.docx
@@ -4818,6 +4818,40 @@
       </w:r>
       <w:r>
         <w:t>.</w:t>
+      </w:r>
+    </w:p>
+    <w:p>
+      <w:r>
+        <w:t xml:space="preserve">Para agregar a otra persona: sumarla al grupo de Telegram de operadores (no hace falta tocar Zabbix). Para comprobar que el canal funciona: </w:t>
+      </w:r>
+      <w:r>
+        <w:rPr>
+          <w:rFonts w:ascii="Consolas" w:hAnsi="Consolas"/>
+          <w:color w:val="8A1C3A"/>
+          <w:sz w:val="18"/>
+        </w:rPr>
+        <w:t>bin/lagunitas probar-telegram</w:t>
+      </w:r>
+      <w:r>
+        <w:t xml:space="preserve">. Si las alertas no llegan, revisar </w:t>
+      </w:r>
+      <w:r>
+        <w:rPr>
+          <w:i/>
+        </w:rPr>
+        <w:t>Reports → Action log</w:t>
+      </w:r>
+      <w:r>
+        <w:t xml:space="preserve"> (columna </w:t>
+      </w:r>
+      <w:r>
+        <w:rPr>
+          <w:i/>
+        </w:rPr>
+        <w:t>Info</w:t>
+      </w:r>
+      <w:r>
+        <w:t xml:space="preserve"> con el error de Telegram).</w:t>
       </w:r>
     </w:p>
     <w:p>

--- a/docs/Manual de administracion - Red Las Lagunitas.docx
+++ b/docs/Manual de administracion - Red Las Lagunitas.docx
@@ -3063,7 +3063,7 @@
               <w:rPr>
                 <w:sz w:val="18"/>
               </w:rPr>
-              <w:t xml:space="preserve"> (90 s)</w:t>
+              <w:t>: 90 s en el gateway y 15 s más por cada nivel de la topología</w:t>
             </w:r>
           </w:p>
         </w:tc>
@@ -3866,7 +3866,18 @@
         <w:t>una caída troncal genera una sola alerta</w:t>
       </w:r>
       <w:r>
-        <w:t>.</w:t>
+        <w:t xml:space="preserve">. Para que esto funcione cuando padre e hijos caen a la vez, cada nivel tarda 15 s más que su padre en declarar la caída (90 s el gateway, 105 s las torres, 120 s el nivel siguiente… hasta 225 s en el equipo más profundo). El aprovisionamiento lo calcula desde el inventario (macro </w:t>
+      </w:r>
+      <w:r>
+        <w:rPr>
+          <w:rFonts w:ascii="Consolas" w:hAnsi="Consolas"/>
+          <w:color w:val="8A1C3A"/>
+          <w:sz w:val="18"/>
+        </w:rPr>
+        <w:t>{$ICMP.CAIDA.PERIODO}</w:t>
+      </w:r>
+      <w:r>
+        <w:t xml:space="preserve"> de cada host). Sin este escalonado, un hijo que se detecta un segundo antes que su padre genera una alerta propia.</w:t>
       </w:r>
     </w:p>
     <w:p>
@@ -4852,6 +4863,31 @@
       </w:r>
       <w:r>
         <w:t xml:space="preserve"> con el error de Telegram).</w:t>
+      </w:r>
+    </w:p>
+    <w:p>
+      <w:r>
+        <w:t>El bot es de solo envío y lo que se le escriba no tiene efecto. Si aparecen mensajes que no generó Zabbix, el token está comprometido: revocarlo como indica la Guía de implementación (</w:t>
+      </w:r>
+      <w:r>
+        <w:rPr>
+          <w:i/>
+        </w:rPr>
+        <w:t>Seguridad del bot de Telegram</w:t>
+      </w:r>
+      <w:r>
+        <w:t xml:space="preserve">). Revisión periódica: </w:t>
+      </w:r>
+      <w:r>
+        <w:rPr>
+          <w:rFonts w:ascii="Consolas" w:hAnsi="Consolas"/>
+          <w:color w:val="8A1C3A"/>
+          <w:sz w:val="18"/>
+        </w:rPr>
+        <w:t>bin/lagunitas probar-telegram</w:t>
+      </w:r>
+      <w:r>
+        <w:t>.</w:t>
       </w:r>
     </w:p>
     <w:p>
